--- a/docs/Phân bổ cấu trúc thư mục.docx
+++ b/docs/Phân bổ cấu trúc thư mục.docx
@@ -532,6 +532,18 @@
       </w:r>
       <w:r>
         <w:t>, code này chỉ cắt các video đã được thông qua ở 02_quality_gate. Sau đó sẽ lọc tay hoặc dùng code để lọc ra các phân cảnh rác.</w:t>
+      </w:r>
+    </w:p>
+    <w:p>
+      <w:pPr>
+        <w:pStyle w:val="ListParagraph"/>
+        <w:numPr>
+          <w:ilvl w:val="0"/>
+          <w:numId w:val="2"/>
+        </w:numPr>
+      </w:pPr>
+      <w:r>
+        <w:t xml:space="preserve">Mọi người thu thập </w:t>
       </w:r>
     </w:p>
     <w:p>
